--- a/grant-report-generator/backend/templates/IDF_Canada.docx
+++ b/grant-report-generator/backend/templates/IDF_Canada.docx
@@ -252,6 +252,7 @@
           <w:p>
             <w:pPr>
               <w:pStyle w:val="TableParagraph"/>
+              <w:spacing w:before="103"/>
               <w:ind w:left="454"/>
               <w:rPr>
                 <w:rFonts w:ascii="Times New Roman"/>
@@ -325,6 +326,7 @@
           <w:p>
             <w:pPr>
               <w:pStyle w:val="TableParagraph"/>
+              <w:spacing w:before="108"/>
               <w:ind w:left="454"/>
               <w:rPr>
                 <w:rFonts w:ascii="Times New Roman"/>
